--- a/z_documentation/AI_prompts/Prompt 1.docx
+++ b/z_documentation/AI_prompts/Prompt 1.docx
@@ -136,6 +136,9 @@
         <w:t xml:space="preserve">3. In payment page, Remove this </w:t>
       </w:r>
       <w:r>
+        <w:rPr>
+          <w:noProof/>
+        </w:rPr>
         <w:drawing>
           <wp:inline distT="0" distB="0" distL="0" distR="0" wp14:anchorId="3D35747F" wp14:editId="46C300E1">
             <wp:extent cx="5829805" cy="2110923"/>
@@ -188,6 +191,9 @@
         <w:t xml:space="preserve">5. In this page, the adults and children don’t need dropdown. Instead, it should just tell the guests plainly about the room’s occupancy. </w:t>
       </w:r>
       <w:r>
+        <w:rPr>
+          <w:noProof/>
+        </w:rPr>
         <w:drawing>
           <wp:inline distT="0" distB="0" distL="0" distR="0" wp14:anchorId="65BA9F51" wp14:editId="342D622C">
             <wp:extent cx="5943600" cy="3502660"/>
@@ -283,6 +289,9 @@
         <w:t xml:space="preserve"> Obviously, the system will remember guests’ data inputs.</w:t>
       </w:r>
       <w:r>
+        <w:rPr>
+          <w:noProof/>
+        </w:rPr>
         <w:drawing>
           <wp:inline distT="0" distB="0" distL="0" distR="0" wp14:anchorId="09090331" wp14:editId="6024FD0E">
             <wp:extent cx="5943600" cy="4355465"/>
@@ -329,6 +338,9 @@
         <w:t>Template for adults and children dropdown.</w:t>
       </w:r>
       <w:r>
+        <w:rPr>
+          <w:noProof/>
+        </w:rPr>
         <w:drawing>
           <wp:inline distT="0" distB="0" distL="0" distR="0" wp14:anchorId="3CBF91DC" wp14:editId="1C4B7001">
             <wp:extent cx="3673158" cy="2743438"/>
@@ -375,6 +387,9 @@
         <w:t>Similar to point 5 and 6, instead of room type dropdown, replace it with adults and children dropdown.</w:t>
       </w:r>
       <w:r>
+        <w:rPr>
+          <w:noProof/>
+        </w:rPr>
         <w:drawing>
           <wp:inline distT="0" distB="0" distL="0" distR="0" wp14:anchorId="6B416FFE" wp14:editId="0FF967FB">
             <wp:extent cx="5943600" cy="854075"/>
@@ -590,19 +605,7 @@
           <w:noProof/>
         </w:rPr>
         <w:lastRenderedPageBreak/>
-        <w:t xml:space="preserve">10. </w:t>
-      </w:r>
-      <w:r>
-        <w:rPr>
-          <w:noProof/>
-        </w:rPr>
-        <w:t>Remove the ABA Tran ID in payment page</w:t>
-      </w:r>
-      <w:r>
-        <w:rPr>
-          <w:noProof/>
-        </w:rPr>
-        <w:t>.</w:t>
+        <w:t>10. Remove the ABA Tran ID in payment page.</w:t>
       </w:r>
       <w:r>
         <w:rPr>
@@ -728,9 +731,111 @@
     </w:p>
     <w:p/>
     <w:p>
+      <w:r>
+        <w:t xml:space="preserve">12. Consider that admin might want to export the report that tells him about the relevant information of the hotel. Evaluate the admin’s current dashboard whether it fulfills what a dashboard should be. </w:t>
+      </w:r>
+      <w:r>
+        <w:t>Maybe add a pending refund in the dashboard that links to the list of refund pending.</w:t>
+      </w:r>
+    </w:p>
+    <w:p/>
+    <w:p>
+      <w:r>
+        <w:t xml:space="preserve">13. The payment gateway management can’t be deployed as it is. Hide the payment gateway management from Admin page. Don’t remove it from the codebase though. </w:t>
+      </w:r>
+      <w:r>
+        <w:drawing>
+          <wp:inline distT="0" distB="0" distL="0" distR="0" wp14:anchorId="6288DB26" wp14:editId="374C24C3">
+            <wp:extent cx="2377646" cy="1348857"/>
+            <wp:effectExtent l="0" t="0" r="3810" b="3810"/>
+            <wp:docPr id="667353202" name="Picture 1"/>
+            <wp:cNvGraphicFramePr>
+              <a:graphicFrameLocks xmlns:a="http://schemas.openxmlformats.org/drawingml/2006/main" noChangeAspect="1"/>
+            </wp:cNvGraphicFramePr>
+            <a:graphic xmlns:a="http://schemas.openxmlformats.org/drawingml/2006/main">
+              <a:graphicData uri="http://schemas.openxmlformats.org/drawingml/2006/picture">
+                <pic:pic xmlns:pic="http://schemas.openxmlformats.org/drawingml/2006/picture">
+                  <pic:nvPicPr>
+                    <pic:cNvPr id="667353202" name=""/>
+                    <pic:cNvPicPr/>
+                  </pic:nvPicPr>
+                  <pic:blipFill>
+                    <a:blip r:embed="rId15"/>
+                    <a:stretch>
+                      <a:fillRect/>
+                    </a:stretch>
+                  </pic:blipFill>
+                  <pic:spPr>
+                    <a:xfrm>
+                      <a:off x="0" y="0"/>
+                      <a:ext cx="2377646" cy="1348857"/>
+                    </a:xfrm>
+                    <a:prstGeom prst="rect">
+                      <a:avLst/>
+                    </a:prstGeom>
+                  </pic:spPr>
+                </pic:pic>
+              </a:graphicData>
+            </a:graphic>
+          </wp:inline>
+        </w:drawing>
+      </w:r>
+    </w:p>
+    <w:p/>
+    <w:p>
+      <w:r>
+        <w:t xml:space="preserve">14. </w:t>
+      </w:r>
+      <w:r>
+        <w:t xml:space="preserve">The hotel website should also have a gallery page that shows the view of the hotel. </w:t>
+      </w:r>
+      <w:r>
+        <w:t xml:space="preserve">Add the gallery button in between Room and About </w:t>
+      </w:r>
+      <w:r>
+        <w:drawing>
+          <wp:inline distT="0" distB="0" distL="0" distR="0" wp14:anchorId="55D69190" wp14:editId="239B2BCA">
+            <wp:extent cx="5296359" cy="624894"/>
+            <wp:effectExtent l="0" t="0" r="0" b="3810"/>
+            <wp:docPr id="1938070144" name="Picture 1"/>
+            <wp:cNvGraphicFramePr>
+              <a:graphicFrameLocks xmlns:a="http://schemas.openxmlformats.org/drawingml/2006/main" noChangeAspect="1"/>
+            </wp:cNvGraphicFramePr>
+            <a:graphic xmlns:a="http://schemas.openxmlformats.org/drawingml/2006/main">
+              <a:graphicData uri="http://schemas.openxmlformats.org/drawingml/2006/picture">
+                <pic:pic xmlns:pic="http://schemas.openxmlformats.org/drawingml/2006/picture">
+                  <pic:nvPicPr>
+                    <pic:cNvPr id="1938070144" name=""/>
+                    <pic:cNvPicPr/>
+                  </pic:nvPicPr>
+                  <pic:blipFill>
+                    <a:blip r:embed="rId16"/>
+                    <a:stretch>
+                      <a:fillRect/>
+                    </a:stretch>
+                  </pic:blipFill>
+                  <pic:spPr>
+                    <a:xfrm>
+                      <a:off x="0" y="0"/>
+                      <a:ext cx="5296359" cy="624894"/>
+                    </a:xfrm>
+                    <a:prstGeom prst="rect">
+                      <a:avLst/>
+                    </a:prstGeom>
+                  </pic:spPr>
+                </pic:pic>
+              </a:graphicData>
+            </a:graphic>
+          </wp:inline>
+        </w:drawing>
+      </w:r>
+      <w:r>
+        <w:t>. The gallery will show what the admin uploads into the gallery, including the images of the room in the sliders. Also, evaluate whether the room module, specifically on the admin side, is industrial standard.</w:t>
+      </w:r>
+    </w:p>
+    <w:p>
       <w:pPr>
         <w:rPr>
-          <w:rFonts w:hint="cs"/>
           <w:cs/>
         </w:rPr>
       </w:pPr>
